--- a/pr-preview/pr-392/chapters/inclusive-writing-tracked-changes.docx
+++ b/pr-preview/pr-392/chapters/inclusive-writing-tracked-changes.docx
@@ -26,7 +26,7 @@
       </w:pPr>
       <w:ins w:id="2" w:author="PR Preview" w:date="2026-01-01T00:00:00Z">
         <w:r>
-          <w:t xml:space="preserve">Last modified: 2026-10-27 23:33:41 (PDT)</w:t>
+          <w:t xml:space="preserve">Last modified: 2026-10-28 00:02:13 (PDT)</w:t>
         </w:r>
       </w:ins>
     </w:p>
@@ -2608,10 +2608,7 @@
         <w:t xml:space="preserve"> </w:t>
       </w:r>
       <w:r>
-        <w:t xml:space="preserve">for a rewrite in terms of other quantities</w:t>
-      </w:r>
-      <w:r>
-        <w:t xml:space="preserve">;</w:t>
+        <w:t xml:space="preserve">for a rewrite in terms of other quantities;</w:t>
       </w:r>
     </w:p>
     <w:p>
@@ -3126,21 +3123,7 @@
         <w:pStyle w:val="FirstParagraph"/>
       </w:pPr>
       <w:r>
-        <w:t xml:space="preserve">Once you define the</w:t>
-      </w:r>
-      <w:r>
-        <w:t xml:space="preserve"> </w:t>
-      </w:r>
-      <w:hyperlink r:id="rId13">
-        <w:r>
-          <w:rPr>
-            <w:rStyle w:val="Hyperlink"/>
-          </w:rPr>
-          <w:t xml:space="preserve">term</w:t>
-        </w:r>
-      </w:hyperlink>
-      <w:r>
-        <w:t xml:space="preserve">,</w:t>
+        <w:t xml:space="preserve">Once you define the term,</w:t>
       </w:r>
       <w:r>
         <w:t xml:space="preserve"> </w:t>
@@ -3525,134 +3508,90 @@
     </w:p>
     <w:p>
       <w:pPr>
-        <w:pStyle w:val="BlockText"/>
-      </w:pPr>
-      <w:del w:id="149" w:author="PR Preview" w:date="2026-01-01T00:00:00Z">
-        <w:r>
-          <w:delText xml:space="preserve">❌ The objective as a function of the parameters is a paraboloid.</w:delText>
-        </w:r>
-      </w:del>
-      <w:del w:id="150" w:author="PR Preview" w:date="2026-01-01T00:00:00Z">
-        <w:r>
-          <w:delText xml:space="preserve"> </w:delText>
-        </w:r>
-      </w:del>
-      <w:del w:id="151" w:author="PR Preview" w:date="2026-01-01T00:00:00Z">
-        <w:r>
-          <w:delText xml:space="preserve">An</w:delText>
-        </w:r>
-      </w:del>
-      <w:del w:id="152" w:author="PR Preview" w:date="2026-01-01T00:00:00Z">
-        <w:r>
-          <w:delText xml:space="preserve"> </w:delText>
-        </w:r>
-      </w:del>
-      <w:del w:id="153" w:author="PR Preview" w:date="2026-01-01T00:00:00Z">
-        <w:r>
-          <w:rPr>
-            <w:i/>
-            <w:iCs/>
-          </w:rPr>
-          <w:delText xml:space="preserve">objective function</w:delText>
-        </w:r>
-      </w:del>
-      <w:del w:id="154" w:author="PR Preview" w:date="2026-01-01T00:00:00Z">
-        <w:r>
-          <w:delText xml:space="preserve"> </w:delText>
-        </w:r>
-      </w:del>
-      <w:del w:id="155" w:author="PR Preview" w:date="2026-01-01T00:00:00Z">
-        <w:r>
-          <w:delText xml:space="preserve">is the quantity we minimize.</w:delText>
-        </w:r>
-      </w:del>
-    </w:p>
-    <w:p>
-      <w:pPr>
         <w:pStyle w:val="FirstParagraph"/>
       </w:pPr>
+      <w:ins w:id="149" w:author="PR Preview" w:date="2026-01-01T00:00:00Z">
+        <w:r>
+          <w:t xml:space="preserve">Introduce every shorthand before its first use.</w:t>
+        </w:r>
+      </w:ins>
+      <w:ins w:id="150" w:author="PR Preview" w:date="2026-01-01T00:00:00Z">
+        <w:r>
+          <w:t xml:space="preserve"> </w:t>
+        </w:r>
+      </w:ins>
+      <w:ins w:id="151" w:author="PR Preview" w:date="2026-01-01T00:00:00Z">
+        <w:r>
+          <w:t xml:space="preserve">This covers abbreviations and also shortened phrases,</w:t>
+        </w:r>
+      </w:ins>
+      <w:ins w:id="152" w:author="PR Preview" w:date="2026-01-01T00:00:00Z">
+        <w:r>
+          <w:t xml:space="preserve"> </w:t>
+        </w:r>
+      </w:ins>
+      <w:ins w:id="153" w:author="PR Preview" w:date="2026-01-01T00:00:00Z">
+        <w:r>
+          <w:t xml:space="preserve">such as</w:t>
+        </w:r>
+      </w:ins>
+      <w:ins w:id="154" w:author="PR Preview" w:date="2026-01-01T00:00:00Z">
+        <w:r>
+          <w:t xml:space="preserve"> </w:t>
+        </w:r>
+      </w:ins>
+      <w:ins w:id="155" w:author="PR Preview" w:date="2026-01-01T00:00:00Z">
+        <w:r>
+          <w:t xml:space="preserve">“objective”</w:t>
+        </w:r>
+      </w:ins>
       <w:ins w:id="156" w:author="PR Preview" w:date="2026-01-01T00:00:00Z">
         <w:r>
-          <w:t xml:space="preserve">Introduce every shorthand before its first use.</w:t>
+          <w:t xml:space="preserve"> </w:t>
         </w:r>
       </w:ins>
       <w:ins w:id="157" w:author="PR Preview" w:date="2026-01-01T00:00:00Z">
         <w:r>
+          <w:t xml:space="preserve">for</w:t>
+        </w:r>
+      </w:ins>
+      <w:ins w:id="158" w:author="PR Preview" w:date="2026-01-01T00:00:00Z">
+        <w:r>
           <w:t xml:space="preserve"> </w:t>
         </w:r>
       </w:ins>
-      <w:ins w:id="158" w:author="PR Preview" w:date="2026-01-01T00:00:00Z">
-        <w:r>
-          <w:t xml:space="preserve">This covers abbreviations and also shortened phrases,</w:t>
-        </w:r>
-      </w:ins>
       <w:ins w:id="159" w:author="PR Preview" w:date="2026-01-01T00:00:00Z">
         <w:r>
+          <w:t xml:space="preserve">“objective function”</w:t>
+        </w:r>
+      </w:ins>
+      <w:ins w:id="160" w:author="PR Preview" w:date="2026-01-01T00:00:00Z">
+        <w:r>
+          <w:t xml:space="preserve">.</w:t>
+        </w:r>
+      </w:ins>
+      <w:ins w:id="161" w:author="PR Preview" w:date="2026-01-01T00:00:00Z">
+        <w:r>
           <w:t xml:space="preserve"> </w:t>
         </w:r>
       </w:ins>
-      <w:ins w:id="160" w:author="PR Preview" w:date="2026-01-01T00:00:00Z">
-        <w:r>
-          <w:t xml:space="preserve">such as</w:t>
-        </w:r>
-      </w:ins>
-      <w:ins w:id="161" w:author="PR Preview" w:date="2026-01-01T00:00:00Z">
+      <w:ins w:id="162" w:author="PR Preview" w:date="2026-01-01T00:00:00Z">
         <w:r>
           <w:t xml:space="preserve"> </w:t>
         </w:r>
       </w:ins>
-      <w:ins w:id="162" w:author="PR Preview" w:date="2026-01-01T00:00:00Z">
-        <w:r>
-          <w:t xml:space="preserve">“objective”</w:t>
-        </w:r>
-      </w:ins>
       <w:ins w:id="163" w:author="PR Preview" w:date="2026-01-01T00:00:00Z">
         <w:r>
+          <w:t xml:space="preserve">Give the full</w:t>
+        </w:r>
+      </w:ins>
+      <w:ins w:id="164" w:author="PR Preview" w:date="2026-01-01T00:00:00Z">
+        <w:r>
           <w:t xml:space="preserve"> </w:t>
         </w:r>
       </w:ins>
-      <w:ins w:id="164" w:author="PR Preview" w:date="2026-01-01T00:00:00Z">
-        <w:r>
-          <w:t xml:space="preserve">for</w:t>
-        </w:r>
-      </w:ins>
-      <w:ins w:id="165" w:author="PR Preview" w:date="2026-01-01T00:00:00Z">
-        <w:r>
-          <w:t xml:space="preserve"> </w:t>
-        </w:r>
-      </w:ins>
-      <w:ins w:id="166" w:author="PR Preview" w:date="2026-01-01T00:00:00Z">
-        <w:r>
-          <w:t xml:space="preserve">“objective function”</w:t>
-        </w:r>
-      </w:ins>
-      <w:ins w:id="167" w:author="PR Preview" w:date="2026-01-01T00:00:00Z">
-        <w:r>
-          <w:t xml:space="preserve">.</w:t>
-        </w:r>
-      </w:ins>
-      <w:ins w:id="168" w:author="PR Preview" w:date="2026-01-01T00:00:00Z">
-        <w:r>
-          <w:t xml:space="preserve"> </w:t>
-        </w:r>
-      </w:ins>
-      <w:ins w:id="169" w:author="PR Preview" w:date="2026-01-01T00:00:00Z">
-        <w:r>
-          <w:t xml:space="preserve"> </w:t>
-        </w:r>
-      </w:ins>
-      <w:ins w:id="170" w:author="PR Preview" w:date="2026-01-01T00:00:00Z">
-        <w:r>
-          <w:t xml:space="preserve">Give the full</w:t>
-        </w:r>
-      </w:ins>
-      <w:ins w:id="171" w:author="PR Preview" w:date="2026-01-01T00:00:00Z">
-        <w:r>
-          <w:t xml:space="preserve"> </w:t>
-        </w:r>
-      </w:ins>
       <w:hyperlink r:id="rId13">
-        <w:ins w:id="172" w:author="PR Preview" w:date="2026-01-01T00:00:00Z">
+        <w:ins w:id="165" w:author="PR Preview" w:date="2026-01-01T00:00:00Z">
           <w:r>
             <w:rPr>
               <w:rStyle w:val="Hyperlink"/>
@@ -3661,42 +3600,42 @@
           </w:r>
         </w:ins>
       </w:hyperlink>
+      <w:ins w:id="166" w:author="PR Preview" w:date="2026-01-01T00:00:00Z">
+        <w:r>
+          <w:t xml:space="preserve"> </w:t>
+        </w:r>
+      </w:ins>
+      <w:ins w:id="167" w:author="PR Preview" w:date="2026-01-01T00:00:00Z">
+        <w:r>
+          <w:t xml:space="preserve">first and mark the short form,</w:t>
+        </w:r>
+      </w:ins>
+      <w:ins w:id="168" w:author="PR Preview" w:date="2026-01-01T00:00:00Z">
+        <w:r>
+          <w:t xml:space="preserve"> </w:t>
+        </w:r>
+      </w:ins>
+      <w:ins w:id="169" w:author="PR Preview" w:date="2026-01-01T00:00:00Z">
+        <w:r>
+          <w:t xml:space="preserve">for example</w:t>
+        </w:r>
+      </w:ins>
+      <w:ins w:id="170" w:author="PR Preview" w:date="2026-01-01T00:00:00Z">
+        <w:r>
+          <w:t xml:space="preserve"> </w:t>
+        </w:r>
+      </w:ins>
+      <w:ins w:id="171" w:author="PR Preview" w:date="2026-01-01T00:00:00Z">
+        <w:r>
+          <w:t xml:space="preserve">“an</w:t>
+        </w:r>
+      </w:ins>
+      <w:ins w:id="172" w:author="PR Preview" w:date="2026-01-01T00:00:00Z">
+        <w:r>
+          <w:t xml:space="preserve"> </w:t>
+        </w:r>
+      </w:ins>
       <w:ins w:id="173" w:author="PR Preview" w:date="2026-01-01T00:00:00Z">
-        <w:r>
-          <w:t xml:space="preserve"> </w:t>
-        </w:r>
-      </w:ins>
-      <w:ins w:id="174" w:author="PR Preview" w:date="2026-01-01T00:00:00Z">
-        <w:r>
-          <w:t xml:space="preserve">first and mark the short form,</w:t>
-        </w:r>
-      </w:ins>
-      <w:ins w:id="175" w:author="PR Preview" w:date="2026-01-01T00:00:00Z">
-        <w:r>
-          <w:t xml:space="preserve"> </w:t>
-        </w:r>
-      </w:ins>
-      <w:ins w:id="176" w:author="PR Preview" w:date="2026-01-01T00:00:00Z">
-        <w:r>
-          <w:t xml:space="preserve">for example</w:t>
-        </w:r>
-      </w:ins>
-      <w:ins w:id="177" w:author="PR Preview" w:date="2026-01-01T00:00:00Z">
-        <w:r>
-          <w:t xml:space="preserve"> </w:t>
-        </w:r>
-      </w:ins>
-      <w:ins w:id="178" w:author="PR Preview" w:date="2026-01-01T00:00:00Z">
-        <w:r>
-          <w:t xml:space="preserve">“an</w:t>
-        </w:r>
-      </w:ins>
-      <w:ins w:id="179" w:author="PR Preview" w:date="2026-01-01T00:00:00Z">
-        <w:r>
-          <w:t xml:space="preserve"> </w:t>
-        </w:r>
-      </w:ins>
-      <w:ins w:id="180" w:author="PR Preview" w:date="2026-01-01T00:00:00Z">
         <w:r>
           <w:rPr>
             <w:i/>
@@ -3705,17 +3644,17 @@
           <w:t xml:space="preserve">objective function</w:t>
         </w:r>
       </w:ins>
-      <w:ins w:id="181" w:author="PR Preview" w:date="2026-01-01T00:00:00Z">
+      <w:ins w:id="174" w:author="PR Preview" w:date="2026-01-01T00:00:00Z">
         <w:r>
           <w:t xml:space="preserve">, or</w:t>
         </w:r>
       </w:ins>
-      <w:ins w:id="182" w:author="PR Preview" w:date="2026-01-01T00:00:00Z">
+      <w:ins w:id="175" w:author="PR Preview" w:date="2026-01-01T00:00:00Z">
         <w:r>
           <w:t xml:space="preserve"> </w:t>
         </w:r>
       </w:ins>
-      <w:ins w:id="183" w:author="PR Preview" w:date="2026-01-01T00:00:00Z">
+      <w:ins w:id="176" w:author="PR Preview" w:date="2026-01-01T00:00:00Z">
         <w:r>
           <w:rPr>
             <w:i/>
@@ -3724,27 +3663,27 @@
           <w:t xml:space="preserve">objective</w:t>
         </w:r>
       </w:ins>
-      <w:ins w:id="184" w:author="PR Preview" w:date="2026-01-01T00:00:00Z">
+      <w:ins w:id="177" w:author="PR Preview" w:date="2026-01-01T00:00:00Z">
         <w:r>
           <w:t xml:space="preserve"> </w:t>
         </w:r>
       </w:ins>
-      <w:ins w:id="185" w:author="PR Preview" w:date="2026-01-01T00:00:00Z">
+      <w:ins w:id="178" w:author="PR Preview" w:date="2026-01-01T00:00:00Z">
         <w:r>
           <w:t xml:space="preserve">for short”</w:t>
         </w:r>
       </w:ins>
-      <w:ins w:id="186" w:author="PR Preview" w:date="2026-01-01T00:00:00Z">
+      <w:ins w:id="179" w:author="PR Preview" w:date="2026-01-01T00:00:00Z">
         <w:r>
           <w:t xml:space="preserve">.</w:t>
         </w:r>
       </w:ins>
-      <w:ins w:id="187" w:author="PR Preview" w:date="2026-01-01T00:00:00Z">
+      <w:ins w:id="180" w:author="PR Preview" w:date="2026-01-01T00:00:00Z">
         <w:r>
           <w:t xml:space="preserve"> </w:t>
         </w:r>
       </w:ins>
-      <w:ins w:id="188" w:author="PR Preview" w:date="2026-01-01T00:00:00Z">
+      <w:ins w:id="181" w:author="PR Preview" w:date="2026-01-01T00:00:00Z">
         <w:r>
           <w:t xml:space="preserve">Then use the short form consistently.</w:t>
         </w:r>
@@ -3754,57 +3693,14 @@
       <w:pPr>
         <w:pStyle w:val="BlockText"/>
       </w:pPr>
-      <w:ins w:id="189" w:author="PR Preview" w:date="2026-01-01T00:00:00Z">
-        <w:r>
-          <w:t xml:space="preserve">❌ The objective as a function of the parameters is a paraboloid.</w:t>
-        </w:r>
-      </w:ins>
-      <w:ins w:id="190" w:author="PR Preview" w:date="2026-01-01T00:00:00Z">
-        <w:r>
-          <w:t xml:space="preserve"> </w:t>
-        </w:r>
-      </w:ins>
-      <w:ins w:id="191" w:author="PR Preview" w:date="2026-01-01T00:00:00Z">
-        <w:r>
-          <w:t xml:space="preserve"> </w:t>
-        </w:r>
-      </w:ins>
-      <w:ins w:id="192" w:author="PR Preview" w:date="2026-01-01T00:00:00Z">
-        <w:r>
-          <w:t xml:space="preserve">An</w:t>
-        </w:r>
-      </w:ins>
-      <w:ins w:id="193" w:author="PR Preview" w:date="2026-01-01T00:00:00Z">
-        <w:r>
-          <w:t xml:space="preserve"> </w:t>
-        </w:r>
-      </w:ins>
-      <w:ins w:id="194" w:author="PR Preview" w:date="2026-01-01T00:00:00Z">
-        <w:r>
-          <w:rPr>
-            <w:i/>
-            <w:iCs/>
-          </w:rPr>
-          <w:t xml:space="preserve">objective function</w:t>
-        </w:r>
-      </w:ins>
-      <w:ins w:id="195" w:author="PR Preview" w:date="2026-01-01T00:00:00Z">
-        <w:r>
-          <w:t xml:space="preserve"> </w:t>
-        </w:r>
-      </w:ins>
-      <w:ins w:id="196" w:author="PR Preview" w:date="2026-01-01T00:00:00Z">
-        <w:r>
-          <w:t xml:space="preserve">is the quantity we minimize.</w:t>
-        </w:r>
-      </w:ins>
-    </w:p>
-    <w:p>
-      <w:pPr>
-        <w:pStyle w:val="BlockText"/>
-      </w:pPr>
-      <w:r>
-        <w:t xml:space="preserve">✅ An</w:t>
+      <w:r>
+        <w:t xml:space="preserve">❌ The objective as a function of the parameters is a paraboloid.</w:t>
+      </w:r>
+      <w:r>
+        <w:t xml:space="preserve"> </w:t>
+      </w:r>
+      <w:r>
+        <w:t xml:space="preserve">An</w:t>
       </w:r>
       <w:r>
         <w:t xml:space="preserve"> </w:t>
@@ -3817,6 +3713,30 @@
         <w:t xml:space="preserve">objective function</w:t>
       </w:r>
       <w:r>
+        <w:t xml:space="preserve"> </w:t>
+      </w:r>
+      <w:r>
+        <w:t xml:space="preserve">is the quantity we minimize.</w:t>
+      </w:r>
+    </w:p>
+    <w:p>
+      <w:pPr>
+        <w:pStyle w:val="BlockText"/>
+      </w:pPr>
+      <w:r>
+        <w:t xml:space="preserve">✅ An</w:t>
+      </w:r>
+      <w:r>
+        <w:t xml:space="preserve"> </w:t>
+      </w:r>
+      <w:r>
+        <w:rPr>
+          <w:i/>
+          <w:iCs/>
+        </w:rPr>
+        <w:t xml:space="preserve">objective function</w:t>
+      </w:r>
+      <w:r>
         <w:t xml:space="preserve">, or</w:t>
       </w:r>
       <w:r>
@@ -4106,7 +4026,7 @@
       <w:pPr>
         <w:pStyle w:val="BlockText"/>
       </w:pPr>
-      <w:del w:id="197" w:author="PR Preview" w:date="2026-01-01T00:00:00Z">
+      <w:del w:id="182" w:author="PR Preview" w:date="2026-01-01T00:00:00Z">
         <w:r>
           <w:delText xml:space="preserve">❌ We report the test set error rate estimate variance.</w:delText>
         </w:r>
@@ -4116,12 +4036,12 @@
       <w:pPr>
         <w:pStyle w:val="BlockText"/>
       </w:pPr>
-      <w:ins w:id="198" w:author="PR Preview" w:date="2026-01-01T00:00:00Z">
+      <w:ins w:id="183" w:author="PR Preview" w:date="2026-01-01T00:00:00Z">
         <w:r>
           <w:t xml:space="preserve">❌ We report the test set error rate estimate variance.</w:t>
         </w:r>
       </w:ins>
-      <w:ins w:id="199" w:author="PR Preview" w:date="2026-01-01T00:00:00Z">
+      <w:ins w:id="184" w:author="PR Preview" w:date="2026-01-01T00:00:00Z">
         <w:r>
           <w:t xml:space="preserve"> </w:t>
         </w:r>
@@ -4297,42 +4217,42 @@
       <w:pPr>
         <w:pStyle w:val="BlockText"/>
       </w:pPr>
-      <w:del w:id="200" w:author="PR Preview" w:date="2026-01-01T00:00:00Z">
+      <w:del w:id="185" w:author="PR Preview" w:date="2026-01-01T00:00:00Z">
         <w:r>
           <w:delText xml:space="preserve">✅ The lasso penalty is the sum of the absolute values of the coefficients.</w:delText>
         </w:r>
       </w:del>
-      <w:del w:id="201" w:author="PR Preview" w:date="2026-01-01T00:00:00Z">
+      <w:del w:id="186" w:author="PR Preview" w:date="2026-01-01T00:00:00Z">
         <w:r>
           <w:delText xml:space="preserve"> </w:delText>
         </w:r>
       </w:del>
-      <w:del w:id="202" w:author="PR Preview" w:date="2026-01-01T00:00:00Z">
+      <w:del w:id="187" w:author="PR Preview" w:date="2026-01-01T00:00:00Z">
         <w:r>
           <w:delText xml:space="preserve">The absolute value function is not smooth at zero.</w:delText>
         </w:r>
       </w:del>
-      <w:del w:id="203" w:author="PR Preview" w:date="2026-01-01T00:00:00Z">
+      <w:del w:id="188" w:author="PR Preview" w:date="2026-01-01T00:00:00Z">
         <w:r>
           <w:delText xml:space="preserve"> </w:delText>
         </w:r>
       </w:del>
-      <w:del w:id="204" w:author="PR Preview" w:date="2026-01-01T00:00:00Z">
+      <w:del w:id="189" w:author="PR Preview" w:date="2026-01-01T00:00:00Z">
         <w:r>
           <w:delText xml:space="preserve">Because of this, the lasso sets some coefficients exactly to zero.</w:delText>
         </w:r>
       </w:del>
-      <w:del w:id="205" w:author="PR Preview" w:date="2026-01-01T00:00:00Z">
+      <w:del w:id="190" w:author="PR Preview" w:date="2026-01-01T00:00:00Z">
         <w:r>
           <w:delText xml:space="preserve"> </w:delText>
         </w:r>
       </w:del>
-      <w:del w:id="206" w:author="PR Preview" w:date="2026-01-01T00:00:00Z">
+      <w:del w:id="191" w:author="PR Preview" w:date="2026-01-01T00:00:00Z">
         <w:r>
           <w:delText xml:space="preserve">Usually, more coefficients are zero when</w:delText>
         </w:r>
       </w:del>
-      <w:del w:id="207" w:author="PR Preview" w:date="2026-01-01T00:00:00Z">
+      <w:del w:id="192" w:author="PR Preview" w:date="2026-01-01T00:00:00Z">
         <w:r>
           <w:delText xml:space="preserve"> </w:delText>
         </w:r>
@@ -4342,12 +4262,12 @@
           <m:t>λ</m:t>
         </m:r>
       </m:oMath>
-      <w:del w:id="208" w:author="PR Preview" w:date="2026-01-01T00:00:00Z">
+      <w:del w:id="193" w:author="PR Preview" w:date="2026-01-01T00:00:00Z">
         <w:r>
           <w:delText xml:space="preserve"> </w:delText>
         </w:r>
       </w:del>
-      <w:del w:id="209" w:author="PR Preview" w:date="2026-01-01T00:00:00Z">
+      <w:del w:id="194" w:author="PR Preview" w:date="2026-01-01T00:00:00Z">
         <w:r>
           <w:delText xml:space="preserve">is larger.</w:delText>
         </w:r>
@@ -4357,47 +4277,47 @@
       <w:pPr>
         <w:pStyle w:val="BlockText"/>
       </w:pPr>
-      <w:ins w:id="210" w:author="PR Preview" w:date="2026-01-01T00:00:00Z">
+      <w:ins w:id="195" w:author="PR Preview" w:date="2026-01-01T00:00:00Z">
         <w:r>
           <w:t xml:space="preserve">✅ The lasso penalty is the sum of the absolute values of the coefficients.</w:t>
         </w:r>
       </w:ins>
-      <w:ins w:id="211" w:author="PR Preview" w:date="2026-01-01T00:00:00Z">
+      <w:ins w:id="196" w:author="PR Preview" w:date="2026-01-01T00:00:00Z">
         <w:r>
           <w:t xml:space="preserve"> </w:t>
         </w:r>
       </w:ins>
-      <w:ins w:id="212" w:author="PR Preview" w:date="2026-01-01T00:00:00Z">
+      <w:ins w:id="197" w:author="PR Preview" w:date="2026-01-01T00:00:00Z">
         <w:r>
           <w:t xml:space="preserve">The absolute value function is not smooth at zero.</w:t>
         </w:r>
       </w:ins>
-      <w:ins w:id="213" w:author="PR Preview" w:date="2026-01-01T00:00:00Z">
+      <w:ins w:id="198" w:author="PR Preview" w:date="2026-01-01T00:00:00Z">
         <w:r>
           <w:t xml:space="preserve"> </w:t>
         </w:r>
       </w:ins>
-      <w:ins w:id="214" w:author="PR Preview" w:date="2026-01-01T00:00:00Z">
+      <w:ins w:id="199" w:author="PR Preview" w:date="2026-01-01T00:00:00Z">
         <w:r>
           <w:t xml:space="preserve"> </w:t>
         </w:r>
       </w:ins>
-      <w:ins w:id="215" w:author="PR Preview" w:date="2026-01-01T00:00:00Z">
+      <w:ins w:id="200" w:author="PR Preview" w:date="2026-01-01T00:00:00Z">
         <w:r>
           <w:t xml:space="preserve">Because of this, the lasso sets some coefficients exactly to zero.</w:t>
         </w:r>
       </w:ins>
-      <w:ins w:id="216" w:author="PR Preview" w:date="2026-01-01T00:00:00Z">
+      <w:ins w:id="201" w:author="PR Preview" w:date="2026-01-01T00:00:00Z">
         <w:r>
           <w:t xml:space="preserve"> </w:t>
         </w:r>
       </w:ins>
-      <w:ins w:id="217" w:author="PR Preview" w:date="2026-01-01T00:00:00Z">
+      <w:ins w:id="202" w:author="PR Preview" w:date="2026-01-01T00:00:00Z">
         <w:r>
           <w:t xml:space="preserve">Usually, more coefficients are zero when</w:t>
         </w:r>
       </w:ins>
-      <w:ins w:id="218" w:author="PR Preview" w:date="2026-01-01T00:00:00Z">
+      <w:ins w:id="203" w:author="PR Preview" w:date="2026-01-01T00:00:00Z">
         <w:r>
           <w:t xml:space="preserve"> </w:t>
         </w:r>
@@ -4407,12 +4327,12 @@
           <m:t>λ</m:t>
         </m:r>
       </m:oMath>
-      <w:ins w:id="219" w:author="PR Preview" w:date="2026-01-01T00:00:00Z">
+      <w:ins w:id="204" w:author="PR Preview" w:date="2026-01-01T00:00:00Z">
         <w:r>
           <w:t xml:space="preserve"> </w:t>
         </w:r>
       </w:ins>
-      <w:ins w:id="220" w:author="PR Preview" w:date="2026-01-01T00:00:00Z">
+      <w:ins w:id="205" w:author="PR Preview" w:date="2026-01-01T00:00:00Z">
         <w:r>
           <w:t xml:space="preserve">is larger.</w:t>
         </w:r>

--- a/pr-preview/pr-392/chapters/inclusive-writing-tracked-changes.docx
+++ b/pr-preview/pr-392/chapters/inclusive-writing-tracked-changes.docx
@@ -16,7 +16,7 @@
       </w:pPr>
       <w:del w:id="1" w:author="PR Preview" w:date="2026-01-01T00:00:00Z">
         <w:r>
-          <w:delText xml:space="preserve">Last modified: 2026-10-27 21:52:02 (PDT)</w:delText>
+          <w:delText xml:space="preserve">Last modified: 2026-10-28 00:14:18 (PDT)</w:delText>
         </w:r>
       </w:del>
     </w:p>
@@ -26,7 +26,7 @@
       </w:pPr>
       <w:ins w:id="2" w:author="PR Preview" w:date="2026-01-01T00:00:00Z">
         <w:r>
-          <w:t xml:space="preserve">Last modified: 2026-10-28 00:02:13 (PDT)</w:t>
+          <w:t xml:space="preserve">Last modified: 2026-10-28 00:14:43 (PDT)</w:t>
         </w:r>
       </w:ins>
     </w:p>
